--- a/LLM_/My side/Decoder stages and there meaning.docx
+++ b/LLM_/My side/Decoder stages and there meaning.docx
@@ -40,7 +40,6 @@
         <w:t xml:space="preserve">The decoder stage </w:t>
       </w:r>
       <w:bookmarkStart w:id="0" w:name="_Int_cc1UYXgQ"/>
-      <w:proofErr w:type="gramStart"/>
       <w:r>
         <w:rPr>
           <w:rFonts w:ascii="Aptos" w:eastAsia="Aptos" w:hAnsi="Aptos" w:cs="Aptos"/>
@@ -48,7 +47,6 @@
         <w:t>actually includes</w:t>
       </w:r>
       <w:bookmarkEnd w:id="0"/>
-      <w:proofErr w:type="gramEnd"/>
       <w:r>
         <w:rPr>
           <w:rFonts w:ascii="Aptos" w:eastAsia="Aptos" w:hAnsi="Aptos" w:cs="Aptos"/>
@@ -923,21 +921,7 @@
         <w:rPr>
           <w:rFonts w:ascii="Aptos" w:eastAsia="Aptos" w:hAnsi="Aptos" w:cs="Aptos"/>
         </w:rPr>
-        <w:t xml:space="preserve">Logit bias allows specific tokens to be increased or decreased in probability. This can be used to favor certain words or prevent </w:t>
-      </w:r>
-      <w:proofErr w:type="gramStart"/>
-      <w:r>
-        <w:rPr>
-          <w:rFonts w:ascii="Aptos" w:eastAsia="Aptos" w:hAnsi="Aptos" w:cs="Aptos"/>
-        </w:rPr>
-        <w:t>particular tokens</w:t>
-      </w:r>
-      <w:proofErr w:type="gramEnd"/>
-      <w:r>
-        <w:rPr>
-          <w:rFonts w:ascii="Aptos" w:eastAsia="Aptos" w:hAnsi="Aptos" w:cs="Aptos"/>
-        </w:rPr>
-        <w:t xml:space="preserve"> from appearing.</w:t>
+        <w:t>Logit bias allows specific tokens to be increased or decreased in probability. This can be used to favor certain words or prevent particular tokens from appearing.</w:t>
       </w:r>
     </w:p>
     <w:p>
@@ -3133,7 +3117,13 @@
         <w:rPr>
           <w:rFonts w:ascii="Aptos" w:eastAsia="Aptos" w:hAnsi="Aptos" w:cs="Aptos"/>
         </w:rPr>
-        <w:t xml:space="preserve"> and the process repeats until a stopping condition is reached.</w:t>
+        <w:t xml:space="preserve"> </w:t>
+      </w:r>
+      <w:r>
+        <w:rPr>
+          <w:rFonts w:ascii="Aptos" w:eastAsia="Aptos" w:hAnsi="Aptos" w:cs="Aptos"/>
+        </w:rPr>
+        <w:t>and the process repeats until a stopping condition is reached.</w:t>
       </w:r>
     </w:p>
     <w:p>
